--- a/Free-Quarry/Ultras/Zephaniah-3-17-Ultra-The-Singing-God.docx
+++ b/Free-Quarry/Ultras/Zephaniah-3-17-Ultra-The-Singing-God.docx
@@ -604,7 +604,7 @@
           <w:sz w:val="26"/>
           <w:rtl w:val="1"/>
         </w:rPr>
-        <w:t>יְהוָה אֱלֹהַיִךְ בְּקִרְבֵּךְ,</w:t>
+        <w:t>יְהוָה אֱלֹהַיִךְ בְּקִרְבֵּךְ</w:t>
       </w:r>
     </w:p>
     <w:p>
@@ -624,7 +624,7 @@
           <w:sz w:val="26"/>
           <w:rtl w:val="1"/>
         </w:rPr>
-        <w:t>גִּבּוֹר יוֹשִׁיעַ׃</w:t>
+        <w:t>גִּבּוֹר יוֹשִׁיעַ</w:t>
       </w:r>
     </w:p>
     <w:p>
@@ -644,7 +644,7 @@
           <w:sz w:val="26"/>
           <w:rtl w:val="1"/>
         </w:rPr>
-        <w:t>יָשִׂישׂ עָלַיִךְ בְּשִׂמְחָה,</w:t>
+        <w:t>יָשִׂישׂ עָלַיִךְ בְּשִׂמְחָה</w:t>
       </w:r>
     </w:p>
     <w:p>
@@ -664,7 +664,7 @@
           <w:sz w:val="26"/>
           <w:rtl w:val="1"/>
         </w:rPr>
-        <w:t>יַחֲרִישׁ בְּאַהֲבָתוֹ,</w:t>
+        <w:t>יַחֲרִישׁ בְּאַהֲבָתוֹ</w:t>
       </w:r>
     </w:p>
     <w:p>
@@ -961,7 +961,7 @@
           <w:sz w:val="26"/>
           <w:rtl w:val="1"/>
         </w:rPr>
-        <w:t>יְהוָה אֱלֹהַיִךְ בְּקִרְבֵּךְ,</w:t>
+        <w:t>יְהוָה אֱלֹהַיִךְ בְּקִרְבֵּךְ</w:t>
       </w:r>
     </w:p>
     <w:p>
@@ -979,7 +979,7 @@
           <w:sz w:val="26"/>
           <w:rtl w:val="1"/>
         </w:rPr>
-        <w:t>גִּבּוֹר אֲשֶׁר יוֹשִׁיעַ׃</w:t>
+        <w:t>גִּבּוֹר אֲשֶׁר יוֹשִׁיעַ</w:t>
       </w:r>
     </w:p>
     <w:p>
@@ -997,7 +997,7 @@
           <w:sz w:val="26"/>
           <w:rtl w:val="1"/>
         </w:rPr>
-        <w:t>הוּא יָשִׂישׂ עָלַיִךְ בְּשִׂמְחָה,</w:t>
+        <w:t>הוּא יָשִׂישׂ עָלַיִךְ בְּשִׂמְחָה</w:t>
       </w:r>
     </w:p>
     <w:p>
@@ -1015,7 +1015,7 @@
           <w:sz w:val="26"/>
           <w:rtl w:val="1"/>
         </w:rPr>
-        <w:t>הוּא יַחֲרִישׁ בְּאַהֲבָתוֹ,</w:t>
+        <w:t>הוּא יַחֲרִישׁ בְּאַהֲבָתוֹ</w:t>
       </w:r>
     </w:p>
     <w:p>
@@ -1033,7 +1033,7 @@
           <w:sz w:val="26"/>
           <w:rtl w:val="1"/>
         </w:rPr>
-        <w:t>שֶׁקֶט מֵעֵבֶר לְצֹרֶךְ הַמִּלִּים,</w:t>
+        <w:t>שֶׁקֶט מֵעֵבֶר לְצֹרֶךְ הַמִּלִּים</w:t>
       </w:r>
     </w:p>
     <w:p>

--- a/Free-Quarry/Ultras/Zephaniah-3-17-Ultra-The-Singing-God.docx
+++ b/Free-Quarry/Ultras/Zephaniah-3-17-Ultra-The-Singing-God.docx
@@ -399,7 +399,7 @@
           <w:sz w:val="22"/>
           <w:rtl w:val="1"/>
         </w:rPr>
-        <w:t>יְהוָה אֱלֹהַיִךְ בְּקִרְבֵּךְ גִּבּוֹר יוֹשִׁיעַ יָשִׂישׂ עָלַיִךְ בְּשִׂמְחָה יַחֲרִישׁ בְּאַהֲבָתוֹ יָגִיל עָלַיִךְ בְּרִנָּה׃</w:t>
+        <w:t>יְהוָ֧ה אֱלֹהַ֛יִךְ בְּקִרְבֵּ֖ך גִּבּ֣וֹר יוֹשִׁ֑יעַ יָשִׂ֨ישׂ עָלַ֜יִךְ בְּשִׂמְחָ֗ה יַחֲרִישׁ֙ בְּאַ֣הֲבָת֔וֹ יָגִ֥יל עָלַ֖יִךְ בְּרִנָּֽה׃</w:t>
       </w:r>
     </w:p>
     <w:p>
@@ -499,6 +499,20 @@
           <w:sz w:val="20"/>
         </w:rPr>
         <w:t>• the setting — Zephaniah is a scroll of sustained wrath: the day of wrath, and the Vulgate line the Dies Irae opens with. Its final page is this serenade. The book that thunders longest ends singing.</w:t>
+      </w:r>
+    </w:p>
+    <w:p>
+      <w:pPr>
+        <w:keepLines/>
+        <w:jc w:val="center"/>
+      </w:pPr>
+      <w:r>
+        <w:rPr>
+          <w:b w:val="0"/>
+          <w:i w:val="0"/>
+          <w:sz w:val="20"/>
+        </w:rPr>
+        <w:t>• be-kirbech (בְּקִרְבֵּךְ) — a declared normalisation: the Leningrad Codex, followed by BHS 1997 and BHQ, carries the final kaf BARE, and Open Scriptures attaches an editorial note to this word as an unexpected reading. Earlier states of this stone pointed it with a final sheva, as every printed Bible does. The source panels carry the manuscript form. The normalisation was never wrong — only undeclared.</w:t>
       </w:r>
     </w:p>
     <w:p>
@@ -604,7 +618,7 @@
           <w:sz w:val="26"/>
           <w:rtl w:val="1"/>
         </w:rPr>
-        <w:t>יְהוָה אֱלֹהַיִךְ בְּקִרְבֵּךְ</w:t>
+        <w:t>יְהוָ֧ה אֱלֹהַ֛יִךְ בְּקִרְבֵּ֖ך</w:t>
       </w:r>
     </w:p>
     <w:p>
@@ -624,7 +638,7 @@
           <w:sz w:val="26"/>
           <w:rtl w:val="1"/>
         </w:rPr>
-        <w:t>גִּבּוֹר יוֹשִׁיעַ</w:t>
+        <w:t>גִּבּ֣וֹר יוֹשִׁ֑יעַ</w:t>
       </w:r>
     </w:p>
     <w:p>
@@ -644,7 +658,7 @@
           <w:sz w:val="26"/>
           <w:rtl w:val="1"/>
         </w:rPr>
-        <w:t>יָשִׂישׂ עָלַיִךְ בְּשִׂמְחָה</w:t>
+        <w:t>יָשִׂ֨ישׂ עָלַ֜יִךְ בְּשִׂמְחָ֗ה</w:t>
       </w:r>
     </w:p>
     <w:p>
@@ -664,7 +678,7 @@
           <w:sz w:val="26"/>
           <w:rtl w:val="1"/>
         </w:rPr>
-        <w:t>יַחֲרִישׁ בְּאַהֲבָתוֹ</w:t>
+        <w:t>יַחֲרִישׁ֙ בְּאַ֣הֲבָת֔וֹ</w:t>
       </w:r>
     </w:p>
     <w:p>
@@ -684,7 +698,7 @@
           <w:sz w:val="26"/>
           <w:rtl w:val="1"/>
         </w:rPr>
-        <w:t>יָגִיל עָלַיִךְ בְּרִנָּה׃</w:t>
+        <w:t>יָגִ֥יל עָלַ֖יִךְ בְּרִנָּֽה׃</w:t>
       </w:r>
     </w:p>
     <w:p>
